--- a/fuentes/CF1_52450482_DU.docx
+++ b/fuentes/CF1_52450482_DU.docx
@@ -1,6 +1,6 @@
 
 <file path=word/document.xml><?xml version="1.0" encoding="utf-8"?>
-<w:document xmlns:wpc="http://schemas.microsoft.com/office/word/2010/wordprocessingCanvas" xmlns:cx="http://schemas.microsoft.com/office/drawing/2014/chartex" xmlns:cx1="http://schemas.microsoft.com/office/drawing/2015/9/8/chartex" xmlns:cx2="http://schemas.microsoft.com/office/drawing/2015/10/21/chartex" xmlns:cx3="http://schemas.microsoft.com/office/drawing/2016/5/9/chartex" xmlns:cx4="http://schemas.microsoft.com/office/drawing/2016/5/10/chartex" xmlns:cx5="http://schemas.microsoft.com/office/drawing/2016/5/11/chartex" xmlns:cx6="http://schemas.microsoft.com/office/drawing/2016/5/12/chartex" xmlns:cx7="http://schemas.microsoft.com/office/drawing/2016/5/13/chartex" xmlns:cx8="http://schemas.microsoft.com/office/drawing/2016/5/14/chartex" xmlns:mc="http://schemas.openxmlformats.org/markup-compatibility/2006" xmlns:aink="http://schemas.microsoft.com/office/drawing/2016/ink" xmlns:am3d="http://schemas.microsoft.com/office/drawing/2017/model3d" xmlns:o="urn:schemas-microsoft-com:office:office" xmlns:r="http://schemas.openxmlformats.org/officeDocument/2006/relationships" xmlns:m="http://schemas.openxmlformats.org/officeDocument/2006/math" xmlns:v="urn:schemas-microsoft-com:vml" xmlns:wp14="http://schemas.microsoft.com/office/word/2010/wordprocessingDrawing" xmlns:wp="http://schemas.openxmlformats.org/drawingml/2006/wordprocessingDrawing" xmlns:w10="urn:schemas-microsoft-com:office:word" xmlns:w="http://schemas.openxmlformats.org/wordprocessingml/2006/main" xmlns:w14="http://schemas.microsoft.com/office/word/2010/wordml" xmlns:w15="http://schemas.microsoft.com/office/word/2012/wordml" xmlns:w16cex="http://schemas.microsoft.com/office/word/2018/wordml/cex" xmlns:w16cid="http://schemas.microsoft.com/office/word/2016/wordml/cid" xmlns:w16="http://schemas.microsoft.com/office/word/2018/wordml" xmlns:w16sdtdh="http://schemas.microsoft.com/office/word/2020/wordml/sdtdatahash" xmlns:w16se="http://schemas.microsoft.com/office/word/2015/wordml/symex" xmlns:wpg="http://schemas.microsoft.com/office/word/2010/wordprocessingGroup" xmlns:wpi="http://schemas.microsoft.com/office/word/2010/wordprocessingInk" xmlns:wne="http://schemas.microsoft.com/office/word/2006/wordml" xmlns:wps="http://schemas.microsoft.com/office/word/2010/wordprocessingShape" mc:Ignorable="w14 w15 w16se w16cid w16 w16cex w16sdtdh wp14">
+<w:document xmlns:wpc="http://schemas.microsoft.com/office/word/2010/wordprocessingCanvas" xmlns:cx="http://schemas.microsoft.com/office/drawing/2014/chartex" xmlns:cx1="http://schemas.microsoft.com/office/drawing/2015/9/8/chartex" xmlns:cx2="http://schemas.microsoft.com/office/drawing/2015/10/21/chartex" xmlns:cx3="http://schemas.microsoft.com/office/drawing/2016/5/9/chartex" xmlns:cx4="http://schemas.microsoft.com/office/drawing/2016/5/10/chartex" xmlns:cx5="http://schemas.microsoft.com/office/drawing/2016/5/11/chartex" xmlns:cx6="http://schemas.microsoft.com/office/drawing/2016/5/12/chartex" xmlns:cx7="http://schemas.microsoft.com/office/drawing/2016/5/13/chartex" xmlns:cx8="http://schemas.microsoft.com/office/drawing/2016/5/14/chartex" xmlns:mc="http://schemas.openxmlformats.org/markup-compatibility/2006" xmlns:aink="http://schemas.microsoft.com/office/drawing/2016/ink" xmlns:am3d="http://schemas.microsoft.com/office/drawing/2017/model3d" xmlns:o="urn:schemas-microsoft-com:office:office" xmlns:oel="http://schemas.microsoft.com/office/2019/extlst" xmlns:r="http://schemas.openxmlformats.org/officeDocument/2006/relationships" xmlns:m="http://schemas.openxmlformats.org/officeDocument/2006/math" xmlns:v="urn:schemas-microsoft-com:vml" xmlns:wp14="http://schemas.microsoft.com/office/word/2010/wordprocessingDrawing" xmlns:wp="http://schemas.openxmlformats.org/drawingml/2006/wordprocessingDrawing" xmlns:w10="urn:schemas-microsoft-com:office:word" xmlns:w="http://schemas.openxmlformats.org/wordprocessingml/2006/main" xmlns:w14="http://schemas.microsoft.com/office/word/2010/wordml" xmlns:w15="http://schemas.microsoft.com/office/word/2012/wordml" xmlns:w16cex="http://schemas.microsoft.com/office/word/2018/wordml/cex" xmlns:w16cid="http://schemas.microsoft.com/office/word/2016/wordml/cid" xmlns:w16="http://schemas.microsoft.com/office/word/2018/wordml" xmlns:w16du="http://schemas.microsoft.com/office/word/2023/wordml/word16du" xmlns:w16sdtdh="http://schemas.microsoft.com/office/word/2020/wordml/sdtdatahash" xmlns:w16sdtfl="http://schemas.microsoft.com/office/word/2024/wordml/sdtformatlock" xmlns:w16se="http://schemas.microsoft.com/office/word/2015/wordml/symex" xmlns:wpg="http://schemas.microsoft.com/office/word/2010/wordprocessingGroup" xmlns:wpi="http://schemas.microsoft.com/office/word/2010/wordprocessingInk" xmlns:wne="http://schemas.microsoft.com/office/word/2006/wordml" xmlns:wps="http://schemas.microsoft.com/office/word/2010/wordprocessingShape" mc:Ignorable="w14 w15 w16se w16cid w16 w16cex w16sdtdh w16sdtfl w16du wp14">
   <w:body>
     <w:p>
       <w:r>
@@ -448,7 +448,31 @@
           <w:szCs w:val="28"/>
           <w14:ligatures w14:val="none"/>
         </w:rPr>
-        <w:t>Junio 2025</w:t>
+        <w:t>Ju</w:t>
+      </w:r>
+      <w:r>
+        <w:rPr>
+          <w:rFonts w:cstheme="minorHAnsi"/>
+          <w:b/>
+          <w:bCs/>
+          <w:color w:val="000000" w:themeColor="text1"/>
+          <w:kern w:val="0"/>
+          <w:szCs w:val="28"/>
+          <w14:ligatures w14:val="none"/>
+        </w:rPr>
+        <w:t>l</w:t>
+      </w:r>
+      <w:r>
+        <w:rPr>
+          <w:rFonts w:cstheme="minorHAnsi"/>
+          <w:b/>
+          <w:bCs/>
+          <w:color w:val="000000" w:themeColor="text1"/>
+          <w:kern w:val="0"/>
+          <w:szCs w:val="28"/>
+          <w14:ligatures w14:val="none"/>
+        </w:rPr>
+        <w:t>io 2025</w:t>
       </w:r>
       <w:r>
         <w:rPr>
@@ -3661,35 +3685,7 @@
         <w:rPr>
           <w:lang w:val="es-419" w:eastAsia="es-CO"/>
         </w:rPr>
-        <w:t xml:space="preserve">La ergonomía es una disciplina científica que estudia las interacciones entre los seres humanos y los elementos de un sistema, con el propósito de promover el bienestar, la eficiencia y la seguridad (International </w:t>
-      </w:r>
-      <w:proofErr w:type="spellStart"/>
-      <w:r>
-        <w:rPr>
-          <w:lang w:val="es-419" w:eastAsia="es-CO"/>
-        </w:rPr>
-        <w:t>Ergonomics</w:t>
-      </w:r>
-      <w:proofErr w:type="spellEnd"/>
-      <w:r>
-        <w:rPr>
-          <w:lang w:val="es-419" w:eastAsia="es-CO"/>
-        </w:rPr>
-        <w:t xml:space="preserve"> </w:t>
-      </w:r>
-      <w:proofErr w:type="spellStart"/>
-      <w:r>
-        <w:rPr>
-          <w:lang w:val="es-419" w:eastAsia="es-CO"/>
-        </w:rPr>
-        <w:t>Association</w:t>
-      </w:r>
-      <w:proofErr w:type="spellEnd"/>
-      <w:r>
-        <w:rPr>
-          <w:lang w:val="es-419" w:eastAsia="es-CO"/>
-        </w:rPr>
-        <w:t>, 2000). Se fundamenta en principios teóricos y metodológicos orientados al diseño de entornos, herramientas y productos adaptados a las capacidades y limitaciones del cuerpo humano.</w:t>
+        <w:t>La ergonomía es una disciplina científica que estudia las interacciones entre los seres humanos y los elementos de un sistema, con el propósito de promover el bienestar, la eficiencia y la seguridad (International Ergonomics Association, 2000). Se fundamenta en principios teóricos y metodológicos orientados al diseño de entornos, herramientas y productos adaptados a las capacidades y limitaciones del cuerpo humano.</w:t>
       </w:r>
     </w:p>
     <w:p>
@@ -5769,15 +5765,7 @@
               <w:t>Corte:</w:t>
             </w:r>
             <w:r>
-              <w:t xml:space="preserve"> recto o </w:t>
-            </w:r>
-            <w:proofErr w:type="spellStart"/>
-            <w:r>
-              <w:t>semidesestructurado</w:t>
-            </w:r>
-            <w:proofErr w:type="spellEnd"/>
-            <w:r>
-              <w:t>.</w:t>
+              <w:t> recto o semidesestructurado.</w:t>
             </w:r>
             <w:r>
               <w:br/>
@@ -7008,11 +6996,9 @@
             <w:pPr>
               <w:pStyle w:val="TextoTablas"/>
             </w:pPr>
-            <w:proofErr w:type="spellStart"/>
             <w:r>
               <w:t>dam</w:t>
             </w:r>
-            <w:proofErr w:type="spellEnd"/>
           </w:p>
         </w:tc>
         <w:tc>
@@ -12236,21 +12222,7 @@
         <w:rPr>
           <w:lang w:val="es-419" w:eastAsia="es-CO"/>
         </w:rPr>
-        <w:t xml:space="preserve">En el ámbito del diseño, la moda trasciende la idea de ser simplemente un conjunto de prendas o tendencias estéticas; se entiende como un fenómeno sociocultural complejo que refleja la identidad individual, los valores colectivos y los códigos culturales de una época. Como lo plantea </w:t>
-      </w:r>
-      <w:proofErr w:type="spellStart"/>
-      <w:r>
-        <w:rPr>
-          <w:lang w:val="es-419" w:eastAsia="es-CO"/>
-        </w:rPr>
-        <w:t>Kawamura</w:t>
-      </w:r>
-      <w:proofErr w:type="spellEnd"/>
-      <w:r>
-        <w:rPr>
-          <w:lang w:val="es-419" w:eastAsia="es-CO"/>
-        </w:rPr>
-        <w:t xml:space="preserve"> (2005), la moda no debe reducirse únicamente a elementos materiales, sino que debe abordarse como un </w:t>
+        <w:t xml:space="preserve">En el ámbito del diseño, la moda trasciende la idea de ser simplemente un conjunto de prendas o tendencias estéticas; se entiende como un fenómeno sociocultural complejo que refleja la identidad individual, los valores colectivos y los códigos culturales de una época. Como lo plantea Kawamura (2005), la moda no debe reducirse únicamente a elementos materiales, sino que debe abordarse como un </w:t>
       </w:r>
       <w:r>
         <w:rPr>
@@ -12462,9 +12434,6 @@
             <w:r>
               <w:t>Eventos elegantes, reuniones importantes, fiestas de etiqueta</w:t>
             </w:r>
-            <w:r>
-              <w:t>.</w:t>
-            </w:r>
           </w:p>
         </w:tc>
         <w:tc>
@@ -12477,9 +12446,6 @@
             </w:pPr>
             <w:r>
               <w:t>Trajes de gala, trajes de ocasión (noche, día)</w:t>
-            </w:r>
-            <w:r>
-              <w:t>.</w:t>
             </w:r>
           </w:p>
         </w:tc>
@@ -12512,9 +12478,6 @@
             <w:r>
               <w:t>Vida cotidiana, actividades diarias</w:t>
             </w:r>
-            <w:r>
-              <w:t>.</w:t>
-            </w:r>
           </w:p>
         </w:tc>
         <w:tc>
@@ -12536,9 +12499,6 @@
             </w:r>
             <w:r>
               <w:t>, camisetas, camisas, zapatillas, vestidos ligeros</w:t>
-            </w:r>
-            <w:r>
-              <w:t>.</w:t>
             </w:r>
           </w:p>
         </w:tc>
@@ -12572,9 +12532,6 @@
             <w:r>
               <w:t>Actividad física, trabajo especializado</w:t>
             </w:r>
-            <w:r>
-              <w:t>.</w:t>
-            </w:r>
           </w:p>
         </w:tc>
         <w:tc>
@@ -12587,9 +12544,6 @@
             </w:pPr>
             <w:r>
               <w:t>Ropa deportiva, uniformes médicos, overoles</w:t>
-            </w:r>
-            <w:r>
-              <w:t>.</w:t>
             </w:r>
           </w:p>
         </w:tc>
@@ -12622,9 +12576,6 @@
             <w:r>
               <w:t>Entornos laborales, negocios</w:t>
             </w:r>
-            <w:r>
-              <w:t>.</w:t>
-            </w:r>
           </w:p>
         </w:tc>
         <w:tc>
@@ -12637,9 +12588,6 @@
             </w:pPr>
             <w:r>
               <w:t>Trajes ejecutivos, blusas, pantalones de vestir</w:t>
-            </w:r>
-            <w:r>
-              <w:t>.</w:t>
             </w:r>
           </w:p>
         </w:tc>
@@ -12673,9 +12621,6 @@
             <w:r>
               <w:t>Bodas, graduaciones, eventos religiosos</w:t>
             </w:r>
-            <w:r>
-              <w:t>.</w:t>
-            </w:r>
           </w:p>
         </w:tc>
         <w:tc>
@@ -12688,9 +12633,6 @@
             </w:pPr>
             <w:r>
               <w:t>Vestidos largos, trajes formales, indumentaria cultural</w:t>
-            </w:r>
-            <w:r>
-              <w:t>.</w:t>
             </w:r>
           </w:p>
         </w:tc>
@@ -12732,9 +12674,6 @@
             <w:r>
               <w:t>, carnaval</w:t>
             </w:r>
-            <w:r>
-              <w:t>.</w:t>
-            </w:r>
           </w:p>
         </w:tc>
         <w:tc>
@@ -12747,9 +12686,6 @@
             </w:pPr>
             <w:r>
               <w:t>Disfraces, vestuario teatral, trajes de época</w:t>
-            </w:r>
-            <w:r>
-              <w:t>.</w:t>
             </w:r>
           </w:p>
         </w:tc>
@@ -12789,9 +12725,6 @@
             <w:r>
               <w:t>Playa, piscina, eventos recreativos</w:t>
             </w:r>
-            <w:r>
-              <w:t>.</w:t>
-            </w:r>
           </w:p>
         </w:tc>
         <w:tc>
@@ -12804,9 +12737,6 @@
             </w:pPr>
             <w:r>
               <w:t>Vestidos de baño, salidas de baño, atuendos para la playa y la piscina</w:t>
-            </w:r>
-            <w:r>
-              <w:t>.</w:t>
             </w:r>
           </w:p>
         </w:tc>
@@ -12845,9 +12775,6 @@
             <w:r>
               <w:t>Prendas interiores</w:t>
             </w:r>
-            <w:r>
-              <w:t>.</w:t>
-            </w:r>
           </w:p>
         </w:tc>
         <w:tc>
@@ -12860,9 +12787,6 @@
             </w:pPr>
             <w:r>
               <w:t>Ropa interior</w:t>
-            </w:r>
-            <w:r>
-              <w:t>.</w:t>
             </w:r>
           </w:p>
         </w:tc>
@@ -12902,9 +12826,6 @@
             <w:r>
               <w:t>Para dormir o descansar</w:t>
             </w:r>
-            <w:r>
-              <w:t>.</w:t>
-            </w:r>
           </w:p>
         </w:tc>
         <w:tc>
@@ -12917,9 +12838,6 @@
             </w:pPr>
             <w:r>
               <w:t>Ropa de descanso, pijamas</w:t>
-            </w:r>
-            <w:r>
-              <w:t>.</w:t>
             </w:r>
           </w:p>
         </w:tc>
@@ -12952,14 +12870,14 @@
         <w:rPr>
           <w:lang w:eastAsia="es-CO"/>
         </w:rPr>
-        <w:t xml:space="preserve">Se refiere a los diversos escenarios o contextos en los que una persona, o un grupo, utiliza una prenda específica. Esta elección no es aleatoria, sino que está determinada por acuerdos culturales que definen qué tipo de vestuario es apropiado </w:t>
+        <w:t xml:space="preserve">Se refiere a los diversos escenarios o contextos en los que una persona, o un grupo, utiliza una prenda específica. Esta elección no es aleatoria, sino que está determinada por acuerdos culturales que definen qué tipo de vestuario es apropiado según la situación. Como tal, la ocasión de uso está estrechamente vinculada con </w:t>
       </w:r>
       <w:r>
         <w:rPr>
           <w:lang w:eastAsia="es-CO"/>
         </w:rPr>
         <w:lastRenderedPageBreak/>
-        <w:t>según la situación. Como tal, la ocasión de uso está estrechamente vinculada con la </w:t>
+        <w:t>la </w:t>
       </w:r>
       <w:r>
         <w:rPr>
@@ -13094,11 +13012,9 @@
             <w:pPr>
               <w:pStyle w:val="TextoTablas"/>
             </w:pPr>
-            <w:proofErr w:type="spellStart"/>
             <w:r>
               <w:t>Multiocasión</w:t>
             </w:r>
-            <w:proofErr w:type="spellEnd"/>
           </w:p>
         </w:tc>
         <w:tc>
@@ -15583,44 +15499,18 @@
               </w:rPr>
               <w:t xml:space="preserve">Rayones (viscosa, </w:t>
             </w:r>
-            <w:proofErr w:type="spellStart"/>
-            <w:r>
-              <w:rPr>
-                <w:rStyle w:val="normaltextrun"/>
-                <w:rFonts w:asciiTheme="minorHAnsi" w:hAnsiTheme="minorHAnsi" w:cstheme="minorHAnsi"/>
-                <w:szCs w:val="24"/>
-                <w:lang w:val="es-ES"/>
-              </w:rPr>
+            <w:r>
               <w:t>c</w:t>
             </w:r>
             <w:r>
-              <w:rPr>
-                <w:rStyle w:val="normaltextrun"/>
-                <w:rFonts w:asciiTheme="minorHAnsi" w:hAnsiTheme="minorHAnsi" w:cstheme="minorHAnsi"/>
-                <w:szCs w:val="24"/>
-                <w:lang w:val="es-ES"/>
-              </w:rPr>
               <w:t>r</w:t>
             </w:r>
             <w:r>
-              <w:rPr>
-                <w:rStyle w:val="normaltextrun"/>
-                <w:rFonts w:asciiTheme="minorHAnsi" w:hAnsiTheme="minorHAnsi" w:cstheme="minorHAnsi"/>
-                <w:szCs w:val="24"/>
-                <w:lang w:val="es-ES"/>
-              </w:rPr>
-              <w:t>upr</w:t>
-            </w:r>
-            <w:r>
-              <w:rPr>
-                <w:rStyle w:val="normaltextrun"/>
-                <w:rFonts w:asciiTheme="minorHAnsi" w:hAnsiTheme="minorHAnsi" w:cstheme="minorHAnsi"/>
-                <w:szCs w:val="24"/>
-                <w:lang w:val="es-ES"/>
-              </w:rPr>
+              <w:t>up</w:t>
+            </w:r>
+            <w:r>
               <w:t>ón</w:t>
             </w:r>
-            <w:proofErr w:type="spellEnd"/>
             <w:r>
               <w:rPr>
                 <w:rStyle w:val="normaltextrun"/>
@@ -17109,7 +16999,6 @@
               </w:rPr>
               <w:t xml:space="preserve"> </w:t>
             </w:r>
-            <w:proofErr w:type="spellStart"/>
             <w:r>
               <w:rPr>
                 <w:rFonts w:asciiTheme="minorHAnsi" w:hAnsiTheme="minorHAnsi" w:cstheme="minorHAnsi"/>
@@ -17117,7 +17006,6 @@
               </w:rPr>
               <w:t>canastra</w:t>
             </w:r>
-            <w:proofErr w:type="spellEnd"/>
             <w:r>
               <w:rPr>
                 <w:rFonts w:asciiTheme="minorHAnsi" w:hAnsiTheme="minorHAnsi" w:cstheme="minorHAnsi"/>
@@ -17327,7 +17215,6 @@
                 <w:szCs w:val="24"/>
               </w:rPr>
             </w:pPr>
-            <w:proofErr w:type="spellStart"/>
             <w:r>
               <w:rPr>
                 <w:rStyle w:val="nfasis"/>
@@ -17336,9 +17223,27 @@
                 <w:iCs w:val="0"/>
                 <w:szCs w:val="24"/>
               </w:rPr>
-              <w:t>Dobby</w:t>
-            </w:r>
-            <w:proofErr w:type="spellEnd"/>
+              <w:t>Dobby, jacquard</w:t>
+            </w:r>
+            <w:r>
+              <w:rPr>
+                <w:rStyle w:val="nfasis"/>
+                <w:rFonts w:asciiTheme="minorHAnsi" w:hAnsiTheme="minorHAnsi" w:cstheme="minorHAnsi"/>
+                <w:szCs w:val="24"/>
+              </w:rPr>
+              <w:t xml:space="preserve">, </w:t>
+            </w:r>
+            <w:r>
+              <w:t>riso</w:t>
+            </w:r>
+            <w:r>
+              <w:rPr>
+                <w:rStyle w:val="nfasis"/>
+                <w:rFonts w:asciiTheme="minorHAnsi" w:hAnsiTheme="minorHAnsi" w:cstheme="minorHAnsi"/>
+                <w:szCs w:val="24"/>
+              </w:rPr>
+              <w:t xml:space="preserve">, </w:t>
+            </w:r>
             <w:r>
               <w:rPr>
                 <w:rStyle w:val="nfasis"/>
@@ -17347,9 +17252,147 @@
                 <w:iCs w:val="0"/>
                 <w:szCs w:val="24"/>
               </w:rPr>
+              <w:t>afelpados</w:t>
+            </w:r>
+            <w:r>
+              <w:rPr>
+                <w:rStyle w:val="nfasis"/>
+                <w:rFonts w:asciiTheme="minorHAnsi" w:hAnsiTheme="minorHAnsi" w:cstheme="minorHAnsi"/>
+                <w:szCs w:val="24"/>
+              </w:rPr>
               <w:t xml:space="preserve">, </w:t>
             </w:r>
-            <w:proofErr w:type="spellStart"/>
+            <w:r>
+              <w:t>etc</w:t>
+            </w:r>
+            <w:r>
+              <w:rPr>
+                <w:rStyle w:val="nfasis"/>
+                <w:rFonts w:asciiTheme="minorHAnsi" w:hAnsiTheme="minorHAnsi" w:cstheme="minorHAnsi"/>
+                <w:szCs w:val="24"/>
+              </w:rPr>
+              <w:t>.</w:t>
+            </w:r>
+          </w:p>
+        </w:tc>
+      </w:tr>
+      <w:tr>
+        <w:trPr>
+          <w:trHeight w:val="441"/>
+        </w:trPr>
+        <w:tc>
+          <w:tcPr>
+            <w:tcW w:w="2691" w:type="dxa"/>
+            <w:vAlign w:val="center"/>
+          </w:tcPr>
+          <w:p>
+            <w:pPr>
+              <w:pStyle w:val="TextoTablas"/>
+              <w:rPr>
+                <w:rFonts w:asciiTheme="minorHAnsi" w:hAnsiTheme="minorHAnsi" w:cstheme="minorHAnsi"/>
+                <w:szCs w:val="24"/>
+              </w:rPr>
+            </w:pPr>
+            <w:r>
+              <w:rPr>
+                <w:rStyle w:val="Textoennegrita"/>
+                <w:rFonts w:asciiTheme="minorHAnsi" w:hAnsiTheme="minorHAnsi" w:cstheme="minorHAnsi"/>
+                <w:b w:val="0"/>
+                <w:bCs w:val="0"/>
+                <w:szCs w:val="24"/>
+              </w:rPr>
+              <w:t>Telas tejidas</w:t>
+            </w:r>
+          </w:p>
+        </w:tc>
+        <w:tc>
+          <w:tcPr>
+            <w:tcW w:w="2068" w:type="dxa"/>
+            <w:vAlign w:val="center"/>
+          </w:tcPr>
+          <w:p>
+            <w:pPr>
+              <w:pStyle w:val="TextoTablas"/>
+              <w:rPr>
+                <w:rFonts w:asciiTheme="minorHAnsi" w:hAnsiTheme="minorHAnsi" w:cstheme="minorHAnsi"/>
+                <w:b/>
+                <w:bCs/>
+                <w:szCs w:val="24"/>
+              </w:rPr>
+            </w:pPr>
+            <w:r>
+              <w:rPr>
+                <w:rStyle w:val="Textoennegrita"/>
+                <w:rFonts w:asciiTheme="minorHAnsi" w:hAnsiTheme="minorHAnsi" w:cstheme="minorHAnsi"/>
+                <w:b w:val="0"/>
+                <w:bCs w:val="0"/>
+                <w:szCs w:val="24"/>
+              </w:rPr>
+              <w:t>Punto</w:t>
+            </w:r>
+          </w:p>
+        </w:tc>
+        <w:tc>
+          <w:tcPr>
+            <w:tcW w:w="2068" w:type="dxa"/>
+            <w:vAlign w:val="center"/>
+          </w:tcPr>
+          <w:p>
+            <w:pPr>
+              <w:pStyle w:val="TextoTablas"/>
+              <w:rPr>
+                <w:rFonts w:asciiTheme="minorHAnsi" w:hAnsiTheme="minorHAnsi" w:cstheme="minorHAnsi"/>
+                <w:b/>
+                <w:bCs/>
+                <w:szCs w:val="24"/>
+              </w:rPr>
+            </w:pPr>
+            <w:r>
+              <w:rPr>
+                <w:rStyle w:val="Textoennegrita"/>
+                <w:rFonts w:asciiTheme="minorHAnsi" w:hAnsiTheme="minorHAnsi" w:cstheme="minorHAnsi"/>
+                <w:b w:val="0"/>
+                <w:bCs w:val="0"/>
+                <w:szCs w:val="24"/>
+              </w:rPr>
+              <w:t>Por trama</w:t>
+            </w:r>
+            <w:r>
+              <w:rPr>
+                <w:rStyle w:val="Textoennegrita"/>
+                <w:rFonts w:asciiTheme="minorHAnsi" w:hAnsiTheme="minorHAnsi" w:cstheme="minorHAnsi"/>
+                <w:b w:val="0"/>
+                <w:bCs w:val="0"/>
+                <w:szCs w:val="24"/>
+              </w:rPr>
+              <w:t>.</w:t>
+            </w:r>
+          </w:p>
+        </w:tc>
+        <w:tc>
+          <w:tcPr>
+            <w:tcW w:w="3135" w:type="dxa"/>
+            <w:vAlign w:val="center"/>
+          </w:tcPr>
+          <w:p>
+            <w:pPr>
+              <w:pStyle w:val="TextoTablas"/>
+              <w:numPr>
+                <w:ilvl w:val="0"/>
+                <w:numId w:val="34"/>
+              </w:numPr>
+              <w:rPr>
+                <w:rFonts w:asciiTheme="minorHAnsi" w:hAnsiTheme="minorHAnsi" w:cstheme="minorHAnsi"/>
+                <w:szCs w:val="24"/>
+              </w:rPr>
+            </w:pPr>
+            <w:r>
+              <w:rPr>
+                <w:rFonts w:asciiTheme="minorHAnsi" w:hAnsiTheme="minorHAnsi" w:cstheme="minorHAnsi"/>
+                <w:szCs w:val="24"/>
+              </w:rPr>
+              <w:t>Sencillo (</w:t>
+            </w:r>
             <w:r>
               <w:rPr>
                 <w:rStyle w:val="nfasis"/>
@@ -17358,19 +17401,7 @@
                 <w:iCs w:val="0"/>
                 <w:szCs w:val="24"/>
               </w:rPr>
-              <w:t>jacquard</w:t>
-            </w:r>
-            <w:proofErr w:type="spellEnd"/>
-            <w:r>
-              <w:rPr>
-                <w:rStyle w:val="nfasis"/>
-                <w:rFonts w:asciiTheme="minorHAnsi" w:hAnsiTheme="minorHAnsi" w:cstheme="minorHAnsi"/>
-                <w:szCs w:val="24"/>
-              </w:rPr>
-              <w:t xml:space="preserve">, </w:t>
-            </w:r>
-            <w:r>
-              <w:t>riso</w:t>
+              <w:t>jersey</w:t>
             </w:r>
             <w:r>
               <w:rPr>
@@ -17388,128 +17419,23 @@
                 <w:iCs w:val="0"/>
                 <w:szCs w:val="24"/>
               </w:rPr>
-              <w:t>afelpados</w:t>
-            </w:r>
-            <w:r>
-              <w:rPr>
-                <w:rStyle w:val="nfasis"/>
+              <w:t>lacoste</w:t>
+            </w:r>
+            <w:r>
+              <w:rPr>
                 <w:rFonts w:asciiTheme="minorHAnsi" w:hAnsiTheme="minorHAnsi" w:cstheme="minorHAnsi"/>
                 <w:szCs w:val="24"/>
               </w:rPr>
-              <w:t xml:space="preserve">, </w:t>
-            </w:r>
-            <w:r>
-              <w:t>etc</w:t>
-            </w:r>
-            <w:r>
-              <w:rPr>
-                <w:rStyle w:val="nfasis"/>
+              <w:t>)</w:t>
+            </w:r>
+            <w:r>
+              <w:rPr>
                 <w:rFonts w:asciiTheme="minorHAnsi" w:hAnsiTheme="minorHAnsi" w:cstheme="minorHAnsi"/>
                 <w:szCs w:val="24"/>
               </w:rPr>
-              <w:t>.</w:t>
-            </w:r>
-          </w:p>
-        </w:tc>
-      </w:tr>
-      <w:tr>
-        <w:trPr>
-          <w:trHeight w:val="441"/>
-        </w:trPr>
-        <w:tc>
-          <w:tcPr>
-            <w:tcW w:w="2691" w:type="dxa"/>
-            <w:vAlign w:val="center"/>
-          </w:tcPr>
-          <w:p>
-            <w:pPr>
-              <w:pStyle w:val="TextoTablas"/>
-              <w:rPr>
-                <w:rFonts w:asciiTheme="minorHAnsi" w:hAnsiTheme="minorHAnsi" w:cstheme="minorHAnsi"/>
-                <w:szCs w:val="24"/>
-              </w:rPr>
-            </w:pPr>
-            <w:r>
-              <w:rPr>
-                <w:rStyle w:val="Textoennegrita"/>
-                <w:rFonts w:asciiTheme="minorHAnsi" w:hAnsiTheme="minorHAnsi" w:cstheme="minorHAnsi"/>
-                <w:b w:val="0"/>
-                <w:bCs w:val="0"/>
-                <w:szCs w:val="24"/>
-              </w:rPr>
-              <w:t>Telas tejidas</w:t>
-            </w:r>
-          </w:p>
-        </w:tc>
-        <w:tc>
-          <w:tcPr>
-            <w:tcW w:w="2068" w:type="dxa"/>
-            <w:vAlign w:val="center"/>
-          </w:tcPr>
-          <w:p>
-            <w:pPr>
-              <w:pStyle w:val="TextoTablas"/>
-              <w:rPr>
-                <w:rFonts w:asciiTheme="minorHAnsi" w:hAnsiTheme="minorHAnsi" w:cstheme="minorHAnsi"/>
-                <w:b/>
-                <w:bCs/>
-                <w:szCs w:val="24"/>
-              </w:rPr>
-            </w:pPr>
-            <w:r>
-              <w:rPr>
-                <w:rStyle w:val="Textoennegrita"/>
-                <w:rFonts w:asciiTheme="minorHAnsi" w:hAnsiTheme="minorHAnsi" w:cstheme="minorHAnsi"/>
-                <w:b w:val="0"/>
-                <w:bCs w:val="0"/>
-                <w:szCs w:val="24"/>
-              </w:rPr>
-              <w:t>Punto</w:t>
-            </w:r>
-          </w:p>
-        </w:tc>
-        <w:tc>
-          <w:tcPr>
-            <w:tcW w:w="2068" w:type="dxa"/>
-            <w:vAlign w:val="center"/>
-          </w:tcPr>
-          <w:p>
-            <w:pPr>
-              <w:pStyle w:val="TextoTablas"/>
-              <w:rPr>
-                <w:rFonts w:asciiTheme="minorHAnsi" w:hAnsiTheme="minorHAnsi" w:cstheme="minorHAnsi"/>
-                <w:b/>
-                <w:bCs/>
-                <w:szCs w:val="24"/>
-              </w:rPr>
-            </w:pPr>
-            <w:r>
-              <w:rPr>
-                <w:rStyle w:val="Textoennegrita"/>
-                <w:rFonts w:asciiTheme="minorHAnsi" w:hAnsiTheme="minorHAnsi" w:cstheme="minorHAnsi"/>
-                <w:b w:val="0"/>
-                <w:bCs w:val="0"/>
-                <w:szCs w:val="24"/>
-              </w:rPr>
-              <w:t>Por trama</w:t>
-            </w:r>
-            <w:r>
-              <w:rPr>
-                <w:rStyle w:val="Textoennegrita"/>
-                <w:rFonts w:asciiTheme="minorHAnsi" w:hAnsiTheme="minorHAnsi" w:cstheme="minorHAnsi"/>
-                <w:b w:val="0"/>
-                <w:bCs w:val="0"/>
-                <w:szCs w:val="24"/>
-              </w:rPr>
-              <w:t>.</w:t>
-            </w:r>
-          </w:p>
-        </w:tc>
-        <w:tc>
-          <w:tcPr>
-            <w:tcW w:w="3135" w:type="dxa"/>
-            <w:vAlign w:val="center"/>
-          </w:tcPr>
+              <w:t xml:space="preserve">.  </w:t>
+            </w:r>
+          </w:p>
           <w:p>
             <w:pPr>
               <w:pStyle w:val="TextoTablas"/>
@@ -17527,7 +17453,14 @@
                 <w:rFonts w:asciiTheme="minorHAnsi" w:hAnsiTheme="minorHAnsi" w:cstheme="minorHAnsi"/>
                 <w:szCs w:val="24"/>
               </w:rPr>
-              <w:t>Sencillo (</w:t>
+              <w:lastRenderedPageBreak/>
+              <w:t>Doble (</w:t>
+            </w:r>
+            <w:r>
+              <w:rPr>
+                <w:rStyle w:val="Extranjerismo"/>
+              </w:rPr>
+              <w:t>rib</w:t>
             </w:r>
             <w:r>
               <w:rPr>
@@ -17537,100 +17470,7 @@
                 <w:iCs w:val="0"/>
                 <w:szCs w:val="24"/>
               </w:rPr>
-              <w:t>jersey</w:t>
-            </w:r>
-            <w:r>
-              <w:rPr>
-                <w:rStyle w:val="nfasis"/>
-                <w:rFonts w:asciiTheme="minorHAnsi" w:hAnsiTheme="minorHAnsi" w:cstheme="minorHAnsi"/>
-                <w:szCs w:val="24"/>
-              </w:rPr>
-              <w:t xml:space="preserve">, </w:t>
-            </w:r>
-            <w:proofErr w:type="spellStart"/>
-            <w:r>
-              <w:rPr>
-                <w:rStyle w:val="nfasis"/>
-                <w:rFonts w:asciiTheme="minorHAnsi" w:hAnsiTheme="minorHAnsi" w:cstheme="minorHAnsi"/>
-                <w:i w:val="0"/>
-                <w:iCs w:val="0"/>
-                <w:szCs w:val="24"/>
-              </w:rPr>
-              <w:t>lacoste</w:t>
-            </w:r>
-            <w:proofErr w:type="spellEnd"/>
-            <w:r>
-              <w:rPr>
-                <w:rFonts w:asciiTheme="minorHAnsi" w:hAnsiTheme="minorHAnsi" w:cstheme="minorHAnsi"/>
-                <w:szCs w:val="24"/>
-              </w:rPr>
-              <w:t>)</w:t>
-            </w:r>
-            <w:r>
-              <w:rPr>
-                <w:rFonts w:asciiTheme="minorHAnsi" w:hAnsiTheme="minorHAnsi" w:cstheme="minorHAnsi"/>
-                <w:szCs w:val="24"/>
-              </w:rPr>
-              <w:t xml:space="preserve">.  </w:t>
-            </w:r>
-          </w:p>
-          <w:p>
-            <w:pPr>
-              <w:pStyle w:val="TextoTablas"/>
-              <w:numPr>
-                <w:ilvl w:val="0"/>
-                <w:numId w:val="34"/>
-              </w:numPr>
-              <w:rPr>
-                <w:rFonts w:asciiTheme="minorHAnsi" w:hAnsiTheme="minorHAnsi" w:cstheme="minorHAnsi"/>
-                <w:szCs w:val="24"/>
-              </w:rPr>
-            </w:pPr>
-            <w:r>
-              <w:rPr>
-                <w:rFonts w:asciiTheme="minorHAnsi" w:hAnsiTheme="minorHAnsi" w:cstheme="minorHAnsi"/>
-                <w:szCs w:val="24"/>
-              </w:rPr>
-              <w:lastRenderedPageBreak/>
-              <w:t>Doble (</w:t>
-            </w:r>
-            <w:r>
-              <w:rPr>
-                <w:rStyle w:val="Extranjerismo"/>
-              </w:rPr>
-              <w:t>rib</w:t>
-            </w:r>
-            <w:r>
-              <w:rPr>
-                <w:rStyle w:val="nfasis"/>
-                <w:rFonts w:asciiTheme="minorHAnsi" w:hAnsiTheme="minorHAnsi" w:cstheme="minorHAnsi"/>
-                <w:i w:val="0"/>
-                <w:iCs w:val="0"/>
-                <w:szCs w:val="24"/>
-              </w:rPr>
-              <w:t xml:space="preserve"> o </w:t>
-            </w:r>
-            <w:proofErr w:type="spellStart"/>
-            <w:r>
-              <w:rPr>
-                <w:rStyle w:val="nfasis"/>
-                <w:rFonts w:asciiTheme="minorHAnsi" w:hAnsiTheme="minorHAnsi" w:cstheme="minorHAnsi"/>
-                <w:i w:val="0"/>
-                <w:iCs w:val="0"/>
-                <w:szCs w:val="24"/>
-              </w:rPr>
-              <w:t>resortado</w:t>
-            </w:r>
-            <w:proofErr w:type="spellEnd"/>
-            <w:r>
-              <w:rPr>
-                <w:rStyle w:val="nfasis"/>
-                <w:rFonts w:asciiTheme="minorHAnsi" w:hAnsiTheme="minorHAnsi" w:cstheme="minorHAnsi"/>
-                <w:i w:val="0"/>
-                <w:iCs w:val="0"/>
-                <w:szCs w:val="24"/>
-              </w:rPr>
-              <w:t>,</w:t>
+              <w:t xml:space="preserve"> o resortado,</w:t>
             </w:r>
             <w:r>
               <w:rPr>
@@ -17814,14 +17654,12 @@
                 <w:szCs w:val="24"/>
               </w:rPr>
             </w:pPr>
-            <w:proofErr w:type="spellStart"/>
             <w:r>
               <w:rPr>
                 <w:rStyle w:val="Extranjerismo"/>
               </w:rPr>
               <w:t>Raschell</w:t>
             </w:r>
-            <w:proofErr w:type="spellEnd"/>
             <w:r>
               <w:rPr>
                 <w:rStyle w:val="nfasis"/>
@@ -19525,7 +19363,14 @@
           <w:bdr w:val="none" w:sz="0" w:space="0" w:color="auto" w:frame="1"/>
           <w:lang w:eastAsia="es-CO"/>
         </w:rPr>
-        <w:t xml:space="preserve"> oficio dedicado a la creación de patrones en la línea de vestuario que </w:t>
+        <w:t> </w:t>
+      </w:r>
+      <w:r>
+        <w:rPr>
+          <w:bdr w:val="none" w:sz="0" w:space="0" w:color="auto" w:frame="1"/>
+          <w:lang w:eastAsia="es-CO"/>
+        </w:rPr>
+        <w:t>oficio dedicado a la creación de patrones en la línea de vestuario que permitan la construcción de prendas de vestir.</w:t>
       </w:r>
     </w:p>
     <w:p>
@@ -19566,6 +19411,7 @@
           <w:bdr w:val="none" w:sz="0" w:space="0" w:color="auto" w:frame="1"/>
           <w:lang w:eastAsia="es-CO"/>
         </w:rPr>
+        <w:lastRenderedPageBreak/>
         <w:t>Talla:</w:t>
       </w:r>
       <w:r>
@@ -19590,7 +19436,6 @@
           <w:bdr w:val="none" w:sz="0" w:space="0" w:color="auto" w:frame="1"/>
           <w:lang w:eastAsia="es-CO"/>
         </w:rPr>
-        <w:lastRenderedPageBreak/>
         <w:t>Tipología:</w:t>
       </w:r>
       <w:r>
@@ -19710,16 +19555,6 @@
         </w:rPr>
         <w:t>.</w:t>
       </w:r>
-    </w:p>
-    <w:p>
-      <w:pPr>
-        <w:ind w:firstLine="0"/>
-        <w:rPr>
-          <w:szCs w:val="28"/>
-          <w:bdr w:val="none" w:sz="0" w:space="0" w:color="auto" w:frame="1"/>
-          <w:lang w:eastAsia="es-CO"/>
-        </w:rPr>
-      </w:pPr>
     </w:p>
     <w:p>
       <w:pPr>
@@ -19897,7 +19732,18 @@
           <w:lang w:eastAsia="es-CO"/>
           <w14:ligatures w14:val="none"/>
         </w:rPr>
-        <w:t>Cabrera, R. (2016). Introducción a la anatomía normal y funcional. Universidad Nacional del Nordeste.</w:t>
+        <w:t>Cabrera, R. (2016). Introducción a la anatomía. Universidad Nacional del Nordeste</w:t>
+      </w:r>
+      <w:r>
+        <w:rPr>
+          <w:rFonts w:eastAsia="Times New Roman" w:cstheme="minorHAnsi"/>
+          <w:kern w:val="0"/>
+          <w:szCs w:val="28"/>
+          <w:bdr w:val="none" w:sz="0" w:space="0" w:color="auto" w:frame="1"/>
+          <w:lang w:eastAsia="es-CO"/>
+          <w14:ligatures w14:val="none"/>
+        </w:rPr>
+        <w:t>.</w:t>
       </w:r>
       <w:r>
         <w:rPr>
@@ -21744,13 +21590,8 @@
             <w:pPr>
               <w:pStyle w:val="TextoTablas"/>
             </w:pPr>
-            <w:proofErr w:type="spellStart"/>
-            <w:r>
-              <w:t>Milady</w:t>
-            </w:r>
-            <w:proofErr w:type="spellEnd"/>
-            <w:r>
-              <w:t xml:space="preserve"> Tatiana Villamil Castellanos</w:t>
+            <w:r>
+              <w:t>Milady Tatiana Villamil Castellanos</w:t>
             </w:r>
           </w:p>
         </w:tc>
@@ -21986,13 +21827,8 @@
             <w:pPr>
               <w:pStyle w:val="TextoTablas"/>
             </w:pPr>
-            <w:proofErr w:type="spellStart"/>
-            <w:r>
-              <w:t>Lucenith</w:t>
-            </w:r>
-            <w:proofErr w:type="spellEnd"/>
-            <w:r>
-              <w:t xml:space="preserve"> Pinilla Moreno</w:t>
+            <w:r>
+              <w:t>Lucenith Pinilla Moreno</w:t>
             </w:r>
           </w:p>
         </w:tc>
@@ -22042,13 +21878,8 @@
             <w:pPr>
               <w:pStyle w:val="TextoTablas"/>
             </w:pPr>
-            <w:proofErr w:type="spellStart"/>
-            <w:r>
-              <w:t>Maria</w:t>
-            </w:r>
-            <w:proofErr w:type="spellEnd"/>
-            <w:r>
-              <w:t xml:space="preserve"> Alejandra Vera Briceño</w:t>
+            <w:r>
+              <w:t>Maria Alejandra Vera Briceño</w:t>
             </w:r>
           </w:p>
         </w:tc>
@@ -22190,7 +22021,7 @@
 </file>
 
 <file path=word/endnotes.xml><?xml version="1.0" encoding="utf-8"?>
-<w:endnotes xmlns:wpc="http://schemas.microsoft.com/office/word/2010/wordprocessingCanvas" xmlns:cx="http://schemas.microsoft.com/office/drawing/2014/chartex" xmlns:cx1="http://schemas.microsoft.com/office/drawing/2015/9/8/chartex" xmlns:cx2="http://schemas.microsoft.com/office/drawing/2015/10/21/chartex" xmlns:cx3="http://schemas.microsoft.com/office/drawing/2016/5/9/chartex" xmlns:cx4="http://schemas.microsoft.com/office/drawing/2016/5/10/chartex" xmlns:cx5="http://schemas.microsoft.com/office/drawing/2016/5/11/chartex" xmlns:cx6="http://schemas.microsoft.com/office/drawing/2016/5/12/chartex" xmlns:cx7="http://schemas.microsoft.com/office/drawing/2016/5/13/chartex" xmlns:cx8="http://schemas.microsoft.com/office/drawing/2016/5/14/chartex" xmlns:mc="http://schemas.openxmlformats.org/markup-compatibility/2006" xmlns:aink="http://schemas.microsoft.com/office/drawing/2016/ink" xmlns:am3d="http://schemas.microsoft.com/office/drawing/2017/model3d" xmlns:o="urn:schemas-microsoft-com:office:office" xmlns:r="http://schemas.openxmlformats.org/officeDocument/2006/relationships" xmlns:m="http://schemas.openxmlformats.org/officeDocument/2006/math" xmlns:v="urn:schemas-microsoft-com:vml" xmlns:wp14="http://schemas.microsoft.com/office/word/2010/wordprocessingDrawing" xmlns:wp="http://schemas.openxmlformats.org/drawingml/2006/wordprocessingDrawing" xmlns:w10="urn:schemas-microsoft-com:office:word" xmlns:w="http://schemas.openxmlformats.org/wordprocessingml/2006/main" xmlns:w14="http://schemas.microsoft.com/office/word/2010/wordml" xmlns:w15="http://schemas.microsoft.com/office/word/2012/wordml" xmlns:w16cex="http://schemas.microsoft.com/office/word/2018/wordml/cex" xmlns:w16cid="http://schemas.microsoft.com/office/word/2016/wordml/cid" xmlns:w16="http://schemas.microsoft.com/office/word/2018/wordml" xmlns:w16sdtdh="http://schemas.microsoft.com/office/word/2020/wordml/sdtdatahash" xmlns:w16se="http://schemas.microsoft.com/office/word/2015/wordml/symex" xmlns:wpg="http://schemas.microsoft.com/office/word/2010/wordprocessingGroup" xmlns:wpi="http://schemas.microsoft.com/office/word/2010/wordprocessingInk" xmlns:wne="http://schemas.microsoft.com/office/word/2006/wordml" xmlns:wps="http://schemas.microsoft.com/office/word/2010/wordprocessingShape" mc:Ignorable="w14 w15 w16se w16cid w16 w16cex w16sdtdh wp14">
+<w:endnotes xmlns:wpc="http://schemas.microsoft.com/office/word/2010/wordprocessingCanvas" xmlns:cx="http://schemas.microsoft.com/office/drawing/2014/chartex" xmlns:cx1="http://schemas.microsoft.com/office/drawing/2015/9/8/chartex" xmlns:cx2="http://schemas.microsoft.com/office/drawing/2015/10/21/chartex" xmlns:cx3="http://schemas.microsoft.com/office/drawing/2016/5/9/chartex" xmlns:cx4="http://schemas.microsoft.com/office/drawing/2016/5/10/chartex" xmlns:cx5="http://schemas.microsoft.com/office/drawing/2016/5/11/chartex" xmlns:cx6="http://schemas.microsoft.com/office/drawing/2016/5/12/chartex" xmlns:cx7="http://schemas.microsoft.com/office/drawing/2016/5/13/chartex" xmlns:cx8="http://schemas.microsoft.com/office/drawing/2016/5/14/chartex" xmlns:mc="http://schemas.openxmlformats.org/markup-compatibility/2006" xmlns:aink="http://schemas.microsoft.com/office/drawing/2016/ink" xmlns:am3d="http://schemas.microsoft.com/office/drawing/2017/model3d" xmlns:o="urn:schemas-microsoft-com:office:office" xmlns:oel="http://schemas.microsoft.com/office/2019/extlst" xmlns:r="http://schemas.openxmlformats.org/officeDocument/2006/relationships" xmlns:m="http://schemas.openxmlformats.org/officeDocument/2006/math" xmlns:v="urn:schemas-microsoft-com:vml" xmlns:wp14="http://schemas.microsoft.com/office/word/2010/wordprocessingDrawing" xmlns:wp="http://schemas.openxmlformats.org/drawingml/2006/wordprocessingDrawing" xmlns:w10="urn:schemas-microsoft-com:office:word" xmlns:w="http://schemas.openxmlformats.org/wordprocessingml/2006/main" xmlns:w14="http://schemas.microsoft.com/office/word/2010/wordml" xmlns:w15="http://schemas.microsoft.com/office/word/2012/wordml" xmlns:w16cex="http://schemas.microsoft.com/office/word/2018/wordml/cex" xmlns:w16cid="http://schemas.microsoft.com/office/word/2016/wordml/cid" xmlns:w16="http://schemas.microsoft.com/office/word/2018/wordml" xmlns:w16du="http://schemas.microsoft.com/office/word/2023/wordml/word16du" xmlns:w16sdtdh="http://schemas.microsoft.com/office/word/2020/wordml/sdtdatahash" xmlns:w16sdtfl="http://schemas.microsoft.com/office/word/2024/wordml/sdtformatlock" xmlns:w16se="http://schemas.microsoft.com/office/word/2015/wordml/symex" xmlns:wpg="http://schemas.microsoft.com/office/word/2010/wordprocessingGroup" xmlns:wpi="http://schemas.microsoft.com/office/word/2010/wordprocessingInk" xmlns:wne="http://schemas.microsoft.com/office/word/2006/wordml" xmlns:wps="http://schemas.microsoft.com/office/word/2010/wordprocessingShape" mc:Ignorable="w14 w15 w16se w16cid w16 w16cex w16sdtdh w16sdtfl w16du wp14">
   <w:endnote w:type="separator" w:id="-1">
     <w:p>
       <w:pPr>
@@ -22215,7 +22046,7 @@
 </file>
 
 <file path=word/footer1.xml><?xml version="1.0" encoding="utf-8"?>
-<w:ftr xmlns:wpc="http://schemas.microsoft.com/office/word/2010/wordprocessingCanvas" xmlns:cx="http://schemas.microsoft.com/office/drawing/2014/chartex" xmlns:cx1="http://schemas.microsoft.com/office/drawing/2015/9/8/chartex" xmlns:cx2="http://schemas.microsoft.com/office/drawing/2015/10/21/chartex" xmlns:cx3="http://schemas.microsoft.com/office/drawing/2016/5/9/chartex" xmlns:cx4="http://schemas.microsoft.com/office/drawing/2016/5/10/chartex" xmlns:cx5="http://schemas.microsoft.com/office/drawing/2016/5/11/chartex" xmlns:cx6="http://schemas.microsoft.com/office/drawing/2016/5/12/chartex" xmlns:cx7="http://schemas.microsoft.com/office/drawing/2016/5/13/chartex" xmlns:cx8="http://schemas.microsoft.com/office/drawing/2016/5/14/chartex" xmlns:mc="http://schemas.openxmlformats.org/markup-compatibility/2006" xmlns:aink="http://schemas.microsoft.com/office/drawing/2016/ink" xmlns:am3d="http://schemas.microsoft.com/office/drawing/2017/model3d" xmlns:o="urn:schemas-microsoft-com:office:office" xmlns:r="http://schemas.openxmlformats.org/officeDocument/2006/relationships" xmlns:m="http://schemas.openxmlformats.org/officeDocument/2006/math" xmlns:v="urn:schemas-microsoft-com:vml" xmlns:wp14="http://schemas.microsoft.com/office/word/2010/wordprocessingDrawing" xmlns:wp="http://schemas.openxmlformats.org/drawingml/2006/wordprocessingDrawing" xmlns:w10="urn:schemas-microsoft-com:office:word" xmlns:w="http://schemas.openxmlformats.org/wordprocessingml/2006/main" xmlns:w14="http://schemas.microsoft.com/office/word/2010/wordml" xmlns:w15="http://schemas.microsoft.com/office/word/2012/wordml" xmlns:w16cex="http://schemas.microsoft.com/office/word/2018/wordml/cex" xmlns:w16cid="http://schemas.microsoft.com/office/word/2016/wordml/cid" xmlns:w16="http://schemas.microsoft.com/office/word/2018/wordml" xmlns:w16sdtdh="http://schemas.microsoft.com/office/word/2020/wordml/sdtdatahash" xmlns:w16se="http://schemas.microsoft.com/office/word/2015/wordml/symex" xmlns:wpg="http://schemas.microsoft.com/office/word/2010/wordprocessingGroup" xmlns:wpi="http://schemas.microsoft.com/office/word/2010/wordprocessingInk" xmlns:wne="http://schemas.microsoft.com/office/word/2006/wordml" xmlns:wps="http://schemas.microsoft.com/office/word/2010/wordprocessingShape" mc:Ignorable="w14 w15 w16se w16cid w16 w16cex w16sdtdh wp14">
+<w:ftr xmlns:wpc="http://schemas.microsoft.com/office/word/2010/wordprocessingCanvas" xmlns:cx="http://schemas.microsoft.com/office/drawing/2014/chartex" xmlns:cx1="http://schemas.microsoft.com/office/drawing/2015/9/8/chartex" xmlns:cx2="http://schemas.microsoft.com/office/drawing/2015/10/21/chartex" xmlns:cx3="http://schemas.microsoft.com/office/drawing/2016/5/9/chartex" xmlns:cx4="http://schemas.microsoft.com/office/drawing/2016/5/10/chartex" xmlns:cx5="http://schemas.microsoft.com/office/drawing/2016/5/11/chartex" xmlns:cx6="http://schemas.microsoft.com/office/drawing/2016/5/12/chartex" xmlns:cx7="http://schemas.microsoft.com/office/drawing/2016/5/13/chartex" xmlns:cx8="http://schemas.microsoft.com/office/drawing/2016/5/14/chartex" xmlns:mc="http://schemas.openxmlformats.org/markup-compatibility/2006" xmlns:aink="http://schemas.microsoft.com/office/drawing/2016/ink" xmlns:am3d="http://schemas.microsoft.com/office/drawing/2017/model3d" xmlns:o="urn:schemas-microsoft-com:office:office" xmlns:oel="http://schemas.microsoft.com/office/2019/extlst" xmlns:r="http://schemas.openxmlformats.org/officeDocument/2006/relationships" xmlns:m="http://schemas.openxmlformats.org/officeDocument/2006/math" xmlns:v="urn:schemas-microsoft-com:vml" xmlns:wp14="http://schemas.microsoft.com/office/word/2010/wordprocessingDrawing" xmlns:wp="http://schemas.openxmlformats.org/drawingml/2006/wordprocessingDrawing" xmlns:w10="urn:schemas-microsoft-com:office:word" xmlns:w="http://schemas.openxmlformats.org/wordprocessingml/2006/main" xmlns:w14="http://schemas.microsoft.com/office/word/2010/wordml" xmlns:w15="http://schemas.microsoft.com/office/word/2012/wordml" xmlns:w16cex="http://schemas.microsoft.com/office/word/2018/wordml/cex" xmlns:w16cid="http://schemas.microsoft.com/office/word/2016/wordml/cid" xmlns:w16="http://schemas.microsoft.com/office/word/2018/wordml" xmlns:w16du="http://schemas.microsoft.com/office/word/2023/wordml/word16du" xmlns:w16sdtdh="http://schemas.microsoft.com/office/word/2020/wordml/sdtdatahash" xmlns:w16sdtfl="http://schemas.microsoft.com/office/word/2024/wordml/sdtformatlock" xmlns:w16se="http://schemas.microsoft.com/office/word/2015/wordml/symex" xmlns:wpg="http://schemas.microsoft.com/office/word/2010/wordprocessingGroup" xmlns:wpi="http://schemas.microsoft.com/office/word/2010/wordprocessingInk" xmlns:wne="http://schemas.microsoft.com/office/word/2006/wordml" xmlns:wps="http://schemas.microsoft.com/office/word/2010/wordprocessingShape" mc:Ignorable="w14 w15 w16se w16cid w16 w16cex w16sdtdh w16sdtfl w16du wp14">
   <w:sdt>
     <w:sdtPr>
       <w:id w:val="111017779"/>
@@ -22224,7 +22055,6 @@
         <w:docPartUnique/>
       </w:docPartObj>
     </w:sdtPr>
-    <w:sdtEndPr/>
     <w:sdtContent>
       <w:p>
         <w:pPr>
@@ -22243,7 +22073,7 @@
 </file>
 
 <file path=word/footer2.xml><?xml version="1.0" encoding="utf-8"?>
-<w:ftr xmlns:wpc="http://schemas.microsoft.com/office/word/2010/wordprocessingCanvas" xmlns:cx="http://schemas.microsoft.com/office/drawing/2014/chartex" xmlns:cx1="http://schemas.microsoft.com/office/drawing/2015/9/8/chartex" xmlns:cx2="http://schemas.microsoft.com/office/drawing/2015/10/21/chartex" xmlns:cx3="http://schemas.microsoft.com/office/drawing/2016/5/9/chartex" xmlns:cx4="http://schemas.microsoft.com/office/drawing/2016/5/10/chartex" xmlns:cx5="http://schemas.microsoft.com/office/drawing/2016/5/11/chartex" xmlns:cx6="http://schemas.microsoft.com/office/drawing/2016/5/12/chartex" xmlns:cx7="http://schemas.microsoft.com/office/drawing/2016/5/13/chartex" xmlns:cx8="http://schemas.microsoft.com/office/drawing/2016/5/14/chartex" xmlns:mc="http://schemas.openxmlformats.org/markup-compatibility/2006" xmlns:aink="http://schemas.microsoft.com/office/drawing/2016/ink" xmlns:am3d="http://schemas.microsoft.com/office/drawing/2017/model3d" xmlns:o="urn:schemas-microsoft-com:office:office" xmlns:r="http://schemas.openxmlformats.org/officeDocument/2006/relationships" xmlns:m="http://schemas.openxmlformats.org/officeDocument/2006/math" xmlns:v="urn:schemas-microsoft-com:vml" xmlns:wp14="http://schemas.microsoft.com/office/word/2010/wordprocessingDrawing" xmlns:wp="http://schemas.openxmlformats.org/drawingml/2006/wordprocessingDrawing" xmlns:w10="urn:schemas-microsoft-com:office:word" xmlns:w="http://schemas.openxmlformats.org/wordprocessingml/2006/main" xmlns:w14="http://schemas.microsoft.com/office/word/2010/wordml" xmlns:w15="http://schemas.microsoft.com/office/word/2012/wordml" xmlns:w16cex="http://schemas.microsoft.com/office/word/2018/wordml/cex" xmlns:w16cid="http://schemas.microsoft.com/office/word/2016/wordml/cid" xmlns:w16="http://schemas.microsoft.com/office/word/2018/wordml" xmlns:w16sdtdh="http://schemas.microsoft.com/office/word/2020/wordml/sdtdatahash" xmlns:w16se="http://schemas.microsoft.com/office/word/2015/wordml/symex" xmlns:wpg="http://schemas.microsoft.com/office/word/2010/wordprocessingGroup" xmlns:wpi="http://schemas.microsoft.com/office/word/2010/wordprocessingInk" xmlns:wne="http://schemas.microsoft.com/office/word/2006/wordml" xmlns:wps="http://schemas.microsoft.com/office/word/2010/wordprocessingShape" mc:Ignorable="w14 w15 w16se w16cid w16 w16cex w16sdtdh wp14">
+<w:ftr xmlns:wpc="http://schemas.microsoft.com/office/word/2010/wordprocessingCanvas" xmlns:cx="http://schemas.microsoft.com/office/drawing/2014/chartex" xmlns:cx1="http://schemas.microsoft.com/office/drawing/2015/9/8/chartex" xmlns:cx2="http://schemas.microsoft.com/office/drawing/2015/10/21/chartex" xmlns:cx3="http://schemas.microsoft.com/office/drawing/2016/5/9/chartex" xmlns:cx4="http://schemas.microsoft.com/office/drawing/2016/5/10/chartex" xmlns:cx5="http://schemas.microsoft.com/office/drawing/2016/5/11/chartex" xmlns:cx6="http://schemas.microsoft.com/office/drawing/2016/5/12/chartex" xmlns:cx7="http://schemas.microsoft.com/office/drawing/2016/5/13/chartex" xmlns:cx8="http://schemas.microsoft.com/office/drawing/2016/5/14/chartex" xmlns:mc="http://schemas.openxmlformats.org/markup-compatibility/2006" xmlns:aink="http://schemas.microsoft.com/office/drawing/2016/ink" xmlns:am3d="http://schemas.microsoft.com/office/drawing/2017/model3d" xmlns:o="urn:schemas-microsoft-com:office:office" xmlns:oel="http://schemas.microsoft.com/office/2019/extlst" xmlns:r="http://schemas.openxmlformats.org/officeDocument/2006/relationships" xmlns:m="http://schemas.openxmlformats.org/officeDocument/2006/math" xmlns:v="urn:schemas-microsoft-com:vml" xmlns:wp14="http://schemas.microsoft.com/office/word/2010/wordprocessingDrawing" xmlns:wp="http://schemas.openxmlformats.org/drawingml/2006/wordprocessingDrawing" xmlns:w10="urn:schemas-microsoft-com:office:word" xmlns:w="http://schemas.openxmlformats.org/wordprocessingml/2006/main" xmlns:w14="http://schemas.microsoft.com/office/word/2010/wordml" xmlns:w15="http://schemas.microsoft.com/office/word/2012/wordml" xmlns:w16cex="http://schemas.microsoft.com/office/word/2018/wordml/cex" xmlns:w16cid="http://schemas.microsoft.com/office/word/2016/wordml/cid" xmlns:w16="http://schemas.microsoft.com/office/word/2018/wordml" xmlns:w16du="http://schemas.microsoft.com/office/word/2023/wordml/word16du" xmlns:w16sdtdh="http://schemas.microsoft.com/office/word/2020/wordml/sdtdatahash" xmlns:w16sdtfl="http://schemas.microsoft.com/office/word/2024/wordml/sdtformatlock" xmlns:w16se="http://schemas.microsoft.com/office/word/2015/wordml/symex" xmlns:wpg="http://schemas.microsoft.com/office/word/2010/wordprocessingGroup" xmlns:wpi="http://schemas.microsoft.com/office/word/2010/wordprocessingInk" xmlns:wne="http://schemas.microsoft.com/office/word/2006/wordml" xmlns:wps="http://schemas.microsoft.com/office/word/2010/wordprocessingShape" mc:Ignorable="w14 w15 w16se w16cid w16 w16cex w16sdtdh w16sdtfl w16du wp14">
   <w:sdt>
     <w:sdtPr>
       <w:id w:val="-1465197936"/>
@@ -22252,7 +22082,6 @@
         <w:docPartUnique/>
       </w:docPartObj>
     </w:sdtPr>
-    <w:sdtEndPr/>
     <w:sdtContent>
       <w:p>
         <w:pPr>
@@ -22398,7 +22227,7 @@
 </file>
 
 <file path=word/footnotes.xml><?xml version="1.0" encoding="utf-8"?>
-<w:footnotes xmlns:wpc="http://schemas.microsoft.com/office/word/2010/wordprocessingCanvas" xmlns:cx="http://schemas.microsoft.com/office/drawing/2014/chartex" xmlns:cx1="http://schemas.microsoft.com/office/drawing/2015/9/8/chartex" xmlns:cx2="http://schemas.microsoft.com/office/drawing/2015/10/21/chartex" xmlns:cx3="http://schemas.microsoft.com/office/drawing/2016/5/9/chartex" xmlns:cx4="http://schemas.microsoft.com/office/drawing/2016/5/10/chartex" xmlns:cx5="http://schemas.microsoft.com/office/drawing/2016/5/11/chartex" xmlns:cx6="http://schemas.microsoft.com/office/drawing/2016/5/12/chartex" xmlns:cx7="http://schemas.microsoft.com/office/drawing/2016/5/13/chartex" xmlns:cx8="http://schemas.microsoft.com/office/drawing/2016/5/14/chartex" xmlns:mc="http://schemas.openxmlformats.org/markup-compatibility/2006" xmlns:aink="http://schemas.microsoft.com/office/drawing/2016/ink" xmlns:am3d="http://schemas.microsoft.com/office/drawing/2017/model3d" xmlns:o="urn:schemas-microsoft-com:office:office" xmlns:r="http://schemas.openxmlformats.org/officeDocument/2006/relationships" xmlns:m="http://schemas.openxmlformats.org/officeDocument/2006/math" xmlns:v="urn:schemas-microsoft-com:vml" xmlns:wp14="http://schemas.microsoft.com/office/word/2010/wordprocessingDrawing" xmlns:wp="http://schemas.openxmlformats.org/drawingml/2006/wordprocessingDrawing" xmlns:w10="urn:schemas-microsoft-com:office:word" xmlns:w="http://schemas.openxmlformats.org/wordprocessingml/2006/main" xmlns:w14="http://schemas.microsoft.com/office/word/2010/wordml" xmlns:w15="http://schemas.microsoft.com/office/word/2012/wordml" xmlns:w16cex="http://schemas.microsoft.com/office/word/2018/wordml/cex" xmlns:w16cid="http://schemas.microsoft.com/office/word/2016/wordml/cid" xmlns:w16="http://schemas.microsoft.com/office/word/2018/wordml" xmlns:w16sdtdh="http://schemas.microsoft.com/office/word/2020/wordml/sdtdatahash" xmlns:w16se="http://schemas.microsoft.com/office/word/2015/wordml/symex" xmlns:wpg="http://schemas.microsoft.com/office/word/2010/wordprocessingGroup" xmlns:wpi="http://schemas.microsoft.com/office/word/2010/wordprocessingInk" xmlns:wne="http://schemas.microsoft.com/office/word/2006/wordml" xmlns:wps="http://schemas.microsoft.com/office/word/2010/wordprocessingShape" mc:Ignorable="w14 w15 w16se w16cid w16 w16cex w16sdtdh wp14">
+<w:footnotes xmlns:wpc="http://schemas.microsoft.com/office/word/2010/wordprocessingCanvas" xmlns:cx="http://schemas.microsoft.com/office/drawing/2014/chartex" xmlns:cx1="http://schemas.microsoft.com/office/drawing/2015/9/8/chartex" xmlns:cx2="http://schemas.microsoft.com/office/drawing/2015/10/21/chartex" xmlns:cx3="http://schemas.microsoft.com/office/drawing/2016/5/9/chartex" xmlns:cx4="http://schemas.microsoft.com/office/drawing/2016/5/10/chartex" xmlns:cx5="http://schemas.microsoft.com/office/drawing/2016/5/11/chartex" xmlns:cx6="http://schemas.microsoft.com/office/drawing/2016/5/12/chartex" xmlns:cx7="http://schemas.microsoft.com/office/drawing/2016/5/13/chartex" xmlns:cx8="http://schemas.microsoft.com/office/drawing/2016/5/14/chartex" xmlns:mc="http://schemas.openxmlformats.org/markup-compatibility/2006" xmlns:aink="http://schemas.microsoft.com/office/drawing/2016/ink" xmlns:am3d="http://schemas.microsoft.com/office/drawing/2017/model3d" xmlns:o="urn:schemas-microsoft-com:office:office" xmlns:oel="http://schemas.microsoft.com/office/2019/extlst" xmlns:r="http://schemas.openxmlformats.org/officeDocument/2006/relationships" xmlns:m="http://schemas.openxmlformats.org/officeDocument/2006/math" xmlns:v="urn:schemas-microsoft-com:vml" xmlns:wp14="http://schemas.microsoft.com/office/word/2010/wordprocessingDrawing" xmlns:wp="http://schemas.openxmlformats.org/drawingml/2006/wordprocessingDrawing" xmlns:w10="urn:schemas-microsoft-com:office:word" xmlns:w="http://schemas.openxmlformats.org/wordprocessingml/2006/main" xmlns:w14="http://schemas.microsoft.com/office/word/2010/wordml" xmlns:w15="http://schemas.microsoft.com/office/word/2012/wordml" xmlns:w16cex="http://schemas.microsoft.com/office/word/2018/wordml/cex" xmlns:w16cid="http://schemas.microsoft.com/office/word/2016/wordml/cid" xmlns:w16="http://schemas.microsoft.com/office/word/2018/wordml" xmlns:w16du="http://schemas.microsoft.com/office/word/2023/wordml/word16du" xmlns:w16sdtdh="http://schemas.microsoft.com/office/word/2020/wordml/sdtdatahash" xmlns:w16sdtfl="http://schemas.microsoft.com/office/word/2024/wordml/sdtformatlock" xmlns:w16se="http://schemas.microsoft.com/office/word/2015/wordml/symex" xmlns:wpg="http://schemas.microsoft.com/office/word/2010/wordprocessingGroup" xmlns:wpi="http://schemas.microsoft.com/office/word/2010/wordprocessingInk" xmlns:wne="http://schemas.microsoft.com/office/word/2006/wordml" xmlns:wps="http://schemas.microsoft.com/office/word/2010/wordprocessingShape" mc:Ignorable="w14 w15 w16se w16cid w16 w16cex w16sdtdh w16sdtfl w16du wp14">
   <w:footnote w:type="separator" w:id="-1">
     <w:p>
       <w:pPr>
@@ -22423,7 +22252,7 @@
 </file>
 
 <file path=word/header1.xml><?xml version="1.0" encoding="utf-8"?>
-<w:hdr xmlns:wpc="http://schemas.microsoft.com/office/word/2010/wordprocessingCanvas" xmlns:cx="http://schemas.microsoft.com/office/drawing/2014/chartex" xmlns:cx1="http://schemas.microsoft.com/office/drawing/2015/9/8/chartex" xmlns:cx2="http://schemas.microsoft.com/office/drawing/2015/10/21/chartex" xmlns:cx3="http://schemas.microsoft.com/office/drawing/2016/5/9/chartex" xmlns:cx4="http://schemas.microsoft.com/office/drawing/2016/5/10/chartex" xmlns:cx5="http://schemas.microsoft.com/office/drawing/2016/5/11/chartex" xmlns:cx6="http://schemas.microsoft.com/office/drawing/2016/5/12/chartex" xmlns:cx7="http://schemas.microsoft.com/office/drawing/2016/5/13/chartex" xmlns:cx8="http://schemas.microsoft.com/office/drawing/2016/5/14/chartex" xmlns:mc="http://schemas.openxmlformats.org/markup-compatibility/2006" xmlns:aink="http://schemas.microsoft.com/office/drawing/2016/ink" xmlns:am3d="http://schemas.microsoft.com/office/drawing/2017/model3d" xmlns:o="urn:schemas-microsoft-com:office:office" xmlns:r="http://schemas.openxmlformats.org/officeDocument/2006/relationships" xmlns:m="http://schemas.openxmlformats.org/officeDocument/2006/math" xmlns:v="urn:schemas-microsoft-com:vml" xmlns:wp14="http://schemas.microsoft.com/office/word/2010/wordprocessingDrawing" xmlns:wp="http://schemas.openxmlformats.org/drawingml/2006/wordprocessingDrawing" xmlns:w10="urn:schemas-microsoft-com:office:word" xmlns:w="http://schemas.openxmlformats.org/wordprocessingml/2006/main" xmlns:w14="http://schemas.microsoft.com/office/word/2010/wordml" xmlns:w15="http://schemas.microsoft.com/office/word/2012/wordml" xmlns:w16cex="http://schemas.microsoft.com/office/word/2018/wordml/cex" xmlns:w16cid="http://schemas.microsoft.com/office/word/2016/wordml/cid" xmlns:w16="http://schemas.microsoft.com/office/word/2018/wordml" xmlns:w16sdtdh="http://schemas.microsoft.com/office/word/2020/wordml/sdtdatahash" xmlns:w16se="http://schemas.microsoft.com/office/word/2015/wordml/symex" xmlns:wpg="http://schemas.microsoft.com/office/word/2010/wordprocessingGroup" xmlns:wpi="http://schemas.microsoft.com/office/word/2010/wordprocessingInk" xmlns:wne="http://schemas.microsoft.com/office/word/2006/wordml" xmlns:wps="http://schemas.microsoft.com/office/word/2010/wordprocessingShape" mc:Ignorable="w14 w15 w16se w16cid w16 w16cex w16sdtdh wp14">
+<w:hdr xmlns:wpc="http://schemas.microsoft.com/office/word/2010/wordprocessingCanvas" xmlns:cx="http://schemas.microsoft.com/office/drawing/2014/chartex" xmlns:cx1="http://schemas.microsoft.com/office/drawing/2015/9/8/chartex" xmlns:cx2="http://schemas.microsoft.com/office/drawing/2015/10/21/chartex" xmlns:cx3="http://schemas.microsoft.com/office/drawing/2016/5/9/chartex" xmlns:cx4="http://schemas.microsoft.com/office/drawing/2016/5/10/chartex" xmlns:cx5="http://schemas.microsoft.com/office/drawing/2016/5/11/chartex" xmlns:cx6="http://schemas.microsoft.com/office/drawing/2016/5/12/chartex" xmlns:cx7="http://schemas.microsoft.com/office/drawing/2016/5/13/chartex" xmlns:cx8="http://schemas.microsoft.com/office/drawing/2016/5/14/chartex" xmlns:mc="http://schemas.openxmlformats.org/markup-compatibility/2006" xmlns:aink="http://schemas.microsoft.com/office/drawing/2016/ink" xmlns:am3d="http://schemas.microsoft.com/office/drawing/2017/model3d" xmlns:o="urn:schemas-microsoft-com:office:office" xmlns:oel="http://schemas.microsoft.com/office/2019/extlst" xmlns:r="http://schemas.openxmlformats.org/officeDocument/2006/relationships" xmlns:m="http://schemas.openxmlformats.org/officeDocument/2006/math" xmlns:v="urn:schemas-microsoft-com:vml" xmlns:wp14="http://schemas.microsoft.com/office/word/2010/wordprocessingDrawing" xmlns:wp="http://schemas.openxmlformats.org/drawingml/2006/wordprocessingDrawing" xmlns:w10="urn:schemas-microsoft-com:office:word" xmlns:w="http://schemas.openxmlformats.org/wordprocessingml/2006/main" xmlns:w14="http://schemas.microsoft.com/office/word/2010/wordml" xmlns:w15="http://schemas.microsoft.com/office/word/2012/wordml" xmlns:w16cex="http://schemas.microsoft.com/office/word/2018/wordml/cex" xmlns:w16cid="http://schemas.microsoft.com/office/word/2016/wordml/cid" xmlns:w16="http://schemas.microsoft.com/office/word/2018/wordml" xmlns:w16du="http://schemas.microsoft.com/office/word/2023/wordml/word16du" xmlns:w16sdtdh="http://schemas.microsoft.com/office/word/2020/wordml/sdtdatahash" xmlns:w16sdtfl="http://schemas.microsoft.com/office/word/2024/wordml/sdtformatlock" xmlns:w16se="http://schemas.microsoft.com/office/word/2015/wordml/symex" xmlns:wpg="http://schemas.microsoft.com/office/word/2010/wordprocessingGroup" xmlns:wpi="http://schemas.microsoft.com/office/word/2010/wordprocessingInk" xmlns:wne="http://schemas.microsoft.com/office/word/2006/wordml" xmlns:wps="http://schemas.microsoft.com/office/word/2010/wordprocessingShape" mc:Ignorable="w14 w15 w16se w16cid w16 w16cex w16sdtdh w16sdtfl w16du wp14">
   <w:p>
     <w:pPr>
       <w:pStyle w:val="Encabezado"/>
@@ -22509,7 +22338,7 @@
 </file>
 
 <file path=word/numbering.xml><?xml version="1.0" encoding="utf-8"?>
-<w:numbering xmlns:wpc="http://schemas.microsoft.com/office/word/2010/wordprocessingCanvas" xmlns:cx="http://schemas.microsoft.com/office/drawing/2014/chartex" xmlns:cx1="http://schemas.microsoft.com/office/drawing/2015/9/8/chartex" xmlns:cx2="http://schemas.microsoft.com/office/drawing/2015/10/21/chartex" xmlns:cx3="http://schemas.microsoft.com/office/drawing/2016/5/9/chartex" xmlns:cx4="http://schemas.microsoft.com/office/drawing/2016/5/10/chartex" xmlns:cx5="http://schemas.microsoft.com/office/drawing/2016/5/11/chartex" xmlns:cx6="http://schemas.microsoft.com/office/drawing/2016/5/12/chartex" xmlns:cx7="http://schemas.microsoft.com/office/drawing/2016/5/13/chartex" xmlns:cx8="http://schemas.microsoft.com/office/drawing/2016/5/14/chartex" xmlns:mc="http://schemas.openxmlformats.org/markup-compatibility/2006" xmlns:aink="http://schemas.microsoft.com/office/drawing/2016/ink" xmlns:am3d="http://schemas.microsoft.com/office/drawing/2017/model3d" xmlns:o="urn:schemas-microsoft-com:office:office" xmlns:r="http://schemas.openxmlformats.org/officeDocument/2006/relationships" xmlns:m="http://schemas.openxmlformats.org/officeDocument/2006/math" xmlns:v="urn:schemas-microsoft-com:vml" xmlns:wp14="http://schemas.microsoft.com/office/word/2010/wordprocessingDrawing" xmlns:wp="http://schemas.openxmlformats.org/drawingml/2006/wordprocessingDrawing" xmlns:w10="urn:schemas-microsoft-com:office:word" xmlns:w="http://schemas.openxmlformats.org/wordprocessingml/2006/main" xmlns:w14="http://schemas.microsoft.com/office/word/2010/wordml" xmlns:w15="http://schemas.microsoft.com/office/word/2012/wordml" xmlns:w16cex="http://schemas.microsoft.com/office/word/2018/wordml/cex" xmlns:w16cid="http://schemas.microsoft.com/office/word/2016/wordml/cid" xmlns:w16="http://schemas.microsoft.com/office/word/2018/wordml" xmlns:w16sdtdh="http://schemas.microsoft.com/office/word/2020/wordml/sdtdatahash" xmlns:w16se="http://schemas.microsoft.com/office/word/2015/wordml/symex" xmlns:wpg="http://schemas.microsoft.com/office/word/2010/wordprocessingGroup" xmlns:wpi="http://schemas.microsoft.com/office/word/2010/wordprocessingInk" xmlns:wne="http://schemas.microsoft.com/office/word/2006/wordml" xmlns:wps="http://schemas.microsoft.com/office/word/2010/wordprocessingShape" mc:Ignorable="w14 w15 w16se w16cid w16 w16cex w16sdtdh wp14">
+<w:numbering xmlns:wpc="http://schemas.microsoft.com/office/word/2010/wordprocessingCanvas" xmlns:cx="http://schemas.microsoft.com/office/drawing/2014/chartex" xmlns:cx1="http://schemas.microsoft.com/office/drawing/2015/9/8/chartex" xmlns:cx2="http://schemas.microsoft.com/office/drawing/2015/10/21/chartex" xmlns:cx3="http://schemas.microsoft.com/office/drawing/2016/5/9/chartex" xmlns:cx4="http://schemas.microsoft.com/office/drawing/2016/5/10/chartex" xmlns:cx5="http://schemas.microsoft.com/office/drawing/2016/5/11/chartex" xmlns:cx6="http://schemas.microsoft.com/office/drawing/2016/5/12/chartex" xmlns:cx7="http://schemas.microsoft.com/office/drawing/2016/5/13/chartex" xmlns:cx8="http://schemas.microsoft.com/office/drawing/2016/5/14/chartex" xmlns:mc="http://schemas.openxmlformats.org/markup-compatibility/2006" xmlns:aink="http://schemas.microsoft.com/office/drawing/2016/ink" xmlns:am3d="http://schemas.microsoft.com/office/drawing/2017/model3d" xmlns:o="urn:schemas-microsoft-com:office:office" xmlns:oel="http://schemas.microsoft.com/office/2019/extlst" xmlns:r="http://schemas.openxmlformats.org/officeDocument/2006/relationships" xmlns:m="http://schemas.openxmlformats.org/officeDocument/2006/math" xmlns:v="urn:schemas-microsoft-com:vml" xmlns:wp14="http://schemas.microsoft.com/office/word/2010/wordprocessingDrawing" xmlns:wp="http://schemas.openxmlformats.org/drawingml/2006/wordprocessingDrawing" xmlns:w10="urn:schemas-microsoft-com:office:word" xmlns:w="http://schemas.openxmlformats.org/wordprocessingml/2006/main" xmlns:w14="http://schemas.microsoft.com/office/word/2010/wordml" xmlns:w15="http://schemas.microsoft.com/office/word/2012/wordml" xmlns:w16cex="http://schemas.microsoft.com/office/word/2018/wordml/cex" xmlns:w16cid="http://schemas.microsoft.com/office/word/2016/wordml/cid" xmlns:w16="http://schemas.microsoft.com/office/word/2018/wordml" xmlns:w16du="http://schemas.microsoft.com/office/word/2023/wordml/word16du" xmlns:w16sdtdh="http://schemas.microsoft.com/office/word/2020/wordml/sdtdatahash" xmlns:w16sdtfl="http://schemas.microsoft.com/office/word/2024/wordml/sdtformatlock" xmlns:w16se="http://schemas.microsoft.com/office/word/2015/wordml/symex" xmlns:wpg="http://schemas.microsoft.com/office/word/2010/wordprocessingGroup" xmlns:wpi="http://schemas.microsoft.com/office/word/2010/wordprocessingInk" xmlns:wne="http://schemas.microsoft.com/office/word/2006/wordml" xmlns:wps="http://schemas.microsoft.com/office/word/2010/wordprocessingShape" mc:Ignorable="w14 w15 w16se w16cid w16 w16cex w16sdtdh w16sdtfl w16du wp14">
   <w:numPicBullet w:numPicBulletId="0">
     <w:pict>
       <v:shapetype id="_x0000_t75" coordsize="21600,21600" o:spt="75" o:preferrelative="t" path="m@4@5l@4@11@9@11@9@5xe" filled="f" stroked="f">
@@ -22531,7 +22360,7 @@
         <v:path o:extrusionok="f" gradientshapeok="t" o:connecttype="rect"/>
         <o:lock v:ext="edit" aspectratio="t"/>
       </v:shapetype>
-      <v:shape id="_x0000_i1040" type="#_x0000_t75" style="width:12pt;height:12pt" o:bullet="t">
+      <v:shape id="_x0000_i1067" type="#_x0000_t75" style="width:11.6pt;height:11.6pt" o:bullet="t">
         <v:imagedata r:id="rId1" o:title="mso8C56"/>
       </v:shape>
     </w:pict>
@@ -26414,112 +26243,112 @@
       </w:pPr>
     </w:lvl>
   </w:abstractNum>
-  <w:num w:numId="1">
+  <w:num w:numId="1" w16cid:durableId="982660499">
     <w:abstractNumId w:val="35"/>
   </w:num>
-  <w:num w:numId="2">
+  <w:num w:numId="2" w16cid:durableId="1682389233">
     <w:abstractNumId w:val="0"/>
   </w:num>
-  <w:num w:numId="3">
+  <w:num w:numId="3" w16cid:durableId="1867212238">
     <w:abstractNumId w:val="14"/>
   </w:num>
-  <w:num w:numId="4">
+  <w:num w:numId="4" w16cid:durableId="265845348">
     <w:abstractNumId w:val="24"/>
   </w:num>
-  <w:num w:numId="5">
+  <w:num w:numId="5" w16cid:durableId="1995794630">
     <w:abstractNumId w:val="18"/>
   </w:num>
-  <w:num w:numId="6">
+  <w:num w:numId="6" w16cid:durableId="1376856562">
     <w:abstractNumId w:val="13"/>
   </w:num>
-  <w:num w:numId="7">
+  <w:num w:numId="7" w16cid:durableId="1132943757">
     <w:abstractNumId w:val="31"/>
   </w:num>
-  <w:num w:numId="8">
+  <w:num w:numId="8" w16cid:durableId="1990788212">
     <w:abstractNumId w:val="21"/>
   </w:num>
-  <w:num w:numId="9">
+  <w:num w:numId="9" w16cid:durableId="916289153">
     <w:abstractNumId w:val="19"/>
   </w:num>
-  <w:num w:numId="10">
+  <w:num w:numId="10" w16cid:durableId="2019112875">
     <w:abstractNumId w:val="20"/>
   </w:num>
-  <w:num w:numId="11">
+  <w:num w:numId="11" w16cid:durableId="1386371518">
     <w:abstractNumId w:val="1"/>
   </w:num>
-  <w:num w:numId="12">
+  <w:num w:numId="12" w16cid:durableId="842009001">
     <w:abstractNumId w:val="15"/>
   </w:num>
-  <w:num w:numId="13">
+  <w:num w:numId="13" w16cid:durableId="1786197733">
     <w:abstractNumId w:val="29"/>
   </w:num>
-  <w:num w:numId="14">
+  <w:num w:numId="14" w16cid:durableId="2134404584">
     <w:abstractNumId w:val="16"/>
   </w:num>
-  <w:num w:numId="15">
+  <w:num w:numId="15" w16cid:durableId="1303775085">
     <w:abstractNumId w:val="12"/>
   </w:num>
-  <w:num w:numId="16">
+  <w:num w:numId="16" w16cid:durableId="1639726825">
     <w:abstractNumId w:val="11"/>
   </w:num>
-  <w:num w:numId="17">
+  <w:num w:numId="17" w16cid:durableId="1702433927">
     <w:abstractNumId w:val="32"/>
   </w:num>
-  <w:num w:numId="18">
+  <w:num w:numId="18" w16cid:durableId="151652006">
     <w:abstractNumId w:val="7"/>
   </w:num>
-  <w:num w:numId="19">
+  <w:num w:numId="19" w16cid:durableId="1709453661">
     <w:abstractNumId w:val="34"/>
   </w:num>
-  <w:num w:numId="20">
+  <w:num w:numId="20" w16cid:durableId="519779396">
     <w:abstractNumId w:val="8"/>
   </w:num>
-  <w:num w:numId="21">
+  <w:num w:numId="21" w16cid:durableId="1234269284">
     <w:abstractNumId w:val="5"/>
   </w:num>
-  <w:num w:numId="22">
+  <w:num w:numId="22" w16cid:durableId="1174951591">
     <w:abstractNumId w:val="9"/>
   </w:num>
-  <w:num w:numId="23">
+  <w:num w:numId="23" w16cid:durableId="289283123">
     <w:abstractNumId w:val="17"/>
   </w:num>
-  <w:num w:numId="24">
+  <w:num w:numId="24" w16cid:durableId="397829824">
     <w:abstractNumId w:val="6"/>
   </w:num>
-  <w:num w:numId="25">
+  <w:num w:numId="25" w16cid:durableId="258877119">
     <w:abstractNumId w:val="33"/>
   </w:num>
-  <w:num w:numId="26">
+  <w:num w:numId="26" w16cid:durableId="887061083">
     <w:abstractNumId w:val="2"/>
   </w:num>
-  <w:num w:numId="27">
+  <w:num w:numId="27" w16cid:durableId="1636637419">
     <w:abstractNumId w:val="30"/>
   </w:num>
-  <w:num w:numId="28">
+  <w:num w:numId="28" w16cid:durableId="541752833">
     <w:abstractNumId w:val="10"/>
   </w:num>
-  <w:num w:numId="29">
+  <w:num w:numId="29" w16cid:durableId="1919821975">
     <w:abstractNumId w:val="25"/>
   </w:num>
-  <w:num w:numId="30">
+  <w:num w:numId="30" w16cid:durableId="223100523">
     <w:abstractNumId w:val="23"/>
   </w:num>
-  <w:num w:numId="31">
+  <w:num w:numId="31" w16cid:durableId="519705154">
     <w:abstractNumId w:val="22"/>
   </w:num>
-  <w:num w:numId="32">
+  <w:num w:numId="32" w16cid:durableId="417871607">
     <w:abstractNumId w:val="4"/>
   </w:num>
-  <w:num w:numId="33">
+  <w:num w:numId="33" w16cid:durableId="2109540099">
     <w:abstractNumId w:val="3"/>
   </w:num>
-  <w:num w:numId="34">
+  <w:num w:numId="34" w16cid:durableId="48849800">
     <w:abstractNumId w:val="28"/>
   </w:num>
-  <w:num w:numId="35">
+  <w:num w:numId="35" w16cid:durableId="919363863">
     <w:abstractNumId w:val="26"/>
   </w:num>
-  <w:num w:numId="36">
+  <w:num w:numId="36" w16cid:durableId="1717780759">
     <w:abstractNumId w:val="27"/>
   </w:num>
   <w:numIdMacAtCleanup w:val="31"/>
@@ -26527,7 +26356,7 @@
 </file>
 
 <file path=word/styles.xml><?xml version="1.0" encoding="utf-8"?>
-<w:styles xmlns:mc="http://schemas.openxmlformats.org/markup-compatibility/2006" xmlns:r="http://schemas.openxmlformats.org/officeDocument/2006/relationships" xmlns:w="http://schemas.openxmlformats.org/wordprocessingml/2006/main" xmlns:w14="http://schemas.microsoft.com/office/word/2010/wordml" xmlns:w15="http://schemas.microsoft.com/office/word/2012/wordml" xmlns:w16cex="http://schemas.microsoft.com/office/word/2018/wordml/cex" xmlns:w16cid="http://schemas.microsoft.com/office/word/2016/wordml/cid" xmlns:w16="http://schemas.microsoft.com/office/word/2018/wordml" xmlns:w16sdtdh="http://schemas.microsoft.com/office/word/2020/wordml/sdtdatahash" xmlns:w16se="http://schemas.microsoft.com/office/word/2015/wordml/symex" mc:Ignorable="w14 w15 w16se w16cid w16 w16cex w16sdtdh">
+<w:styles xmlns:mc="http://schemas.openxmlformats.org/markup-compatibility/2006" xmlns:r="http://schemas.openxmlformats.org/officeDocument/2006/relationships" xmlns:w="http://schemas.openxmlformats.org/wordprocessingml/2006/main" xmlns:w14="http://schemas.microsoft.com/office/word/2010/wordml" xmlns:w15="http://schemas.microsoft.com/office/word/2012/wordml" xmlns:w16cex="http://schemas.microsoft.com/office/word/2018/wordml/cex" xmlns:w16cid="http://schemas.microsoft.com/office/word/2016/wordml/cid" xmlns:w16="http://schemas.microsoft.com/office/word/2018/wordml" xmlns:w16du="http://schemas.microsoft.com/office/word/2023/wordml/word16du" xmlns:w16sdtdh="http://schemas.microsoft.com/office/word/2020/wordml/sdtdatahash" xmlns:w16sdtfl="http://schemas.microsoft.com/office/word/2024/wordml/sdtformatlock" xmlns:w16se="http://schemas.microsoft.com/office/word/2015/wordml/symex" mc:Ignorable="w14 w15 w16se w16cid w16 w16cex w16sdtdh w16sdtfl w16du">
   <w:docDefaults>
     <w:rPrDefault>
       <w:rPr>
@@ -27071,7 +26900,6 @@
   <w:style w:type="character" w:default="1" w:styleId="Fuentedeprrafopredeter">
     <w:name w:val="Default Paragraph Font"/>
     <w:uiPriority w:val="1"/>
-    <w:semiHidden/>
     <w:unhideWhenUsed/>
   </w:style>
   <w:style w:type="table" w:default="1" w:styleId="Tablanormal">
@@ -28272,6 +28100,17 @@
 </file>
 
 <file path=customXml/item1.xml><?xml version="1.0" encoding="utf-8"?>
+<p:properties xmlns:p="http://schemas.microsoft.com/office/2006/metadata/properties" xmlns:xsi="http://www.w3.org/2001/XMLSchema-instance" xmlns:pc="http://schemas.microsoft.com/office/infopath/2007/PartnerControls">
+  <documentManagement>
+    <TaxCatchAll xmlns="cb45339b-ced9-4d0d-8f64-77573914d53b" xsi:nil="true"/>
+    <lcf76f155ced4ddcb4097134ff3c332f xmlns="43a3ca16-9c26-4813-b83f-4aec9927b43f">
+      <Terms xmlns="http://schemas.microsoft.com/office/infopath/2007/PartnerControls"/>
+    </lcf76f155ced4ddcb4097134ff3c332f>
+  </documentManagement>
+</p:properties>
+</file>
+
+<file path=customXml/item2.xml><?xml version="1.0" encoding="utf-8"?>
 <?mso-contentType ?>
 <FormTemplates xmlns="http://schemas.microsoft.com/sharepoint/v3/contenttype/forms">
   <Display>DocumentLibraryForm</Display>
@@ -28280,7 +28119,11 @@
 </FormTemplates>
 </file>
 
-<file path=customXml/item2.xml><?xml version="1.0" encoding="utf-8"?>
+<file path=customXml/item3.xml><?xml version="1.0" encoding="utf-8"?>
+<b:Sources xmlns:b="http://schemas.openxmlformats.org/officeDocument/2006/bibliography" xmlns="http://schemas.openxmlformats.org/officeDocument/2006/bibliography" SelectedStyle="\APASixthEditionOfficeOnline.xsl" StyleName="APA" Version="6"/>
+</file>
+
+<file path=customXml/item4.xml><?xml version="1.0" encoding="utf-8"?>
 <ct:contentTypeSchema xmlns:ct="http://schemas.microsoft.com/office/2006/metadata/contentType" xmlns:ma="http://schemas.microsoft.com/office/2006/metadata/properties/metaAttributes" ct:_="" ma:_="" ma:contentTypeName="Documento" ma:contentTypeID="0x01010049282E1EDBE9234EA9E6D38F720E265F" ma:contentTypeVersion="15" ma:contentTypeDescription="Crear nuevo documento." ma:contentTypeScope="" ma:versionID="b31c7aa9eaf043a08b87120b3c4916e3">
   <xsd:schema xmlns:xsd="http://www.w3.org/2001/XMLSchema" xmlns:xs="http://www.w3.org/2001/XMLSchema" xmlns:p="http://schemas.microsoft.com/office/2006/metadata/properties" xmlns:ns2="cb45339b-ced9-4d0d-8f64-77573914d53b" xmlns:ns3="43a3ca16-9c26-4813-b83f-4aec9927b43f" targetNamespace="http://schemas.microsoft.com/office/2006/metadata/properties" ma:root="true" ma:fieldsID="3533d065b04d75c457075bc55f1f5315" ns2:_="" ns3:_="">
     <xsd:import namespace="cb45339b-ced9-4d0d-8f64-77573914d53b"/>
@@ -28515,22 +28358,18 @@
 </ct:contentTypeSchema>
 </file>
 
-<file path=customXml/item3.xml><?xml version="1.0" encoding="utf-8"?>
-<b:Sources xmlns:b="http://schemas.openxmlformats.org/officeDocument/2006/bibliography" xmlns="http://schemas.openxmlformats.org/officeDocument/2006/bibliography" SelectedStyle="\APASixthEditionOfficeOnline.xsl" StyleName="APA" Version="6"/>
+<file path=customXml/itemProps1.xml><?xml version="1.0" encoding="utf-8"?>
+<ds:datastoreItem xmlns:ds="http://schemas.openxmlformats.org/officeDocument/2006/customXml" ds:itemID="{26259216-AD86-464A-AEAD-95B1F9E17392}">
+  <ds:schemaRefs>
+    <ds:schemaRef ds:uri="http://schemas.microsoft.com/office/2006/metadata/properties"/>
+    <ds:schemaRef ds:uri="http://schemas.microsoft.com/office/infopath/2007/PartnerControls"/>
+    <ds:schemaRef ds:uri="cb45339b-ced9-4d0d-8f64-77573914d53b"/>
+    <ds:schemaRef ds:uri="43a3ca16-9c26-4813-b83f-4aec9927b43f"/>
+  </ds:schemaRefs>
+</ds:datastoreItem>
 </file>
 
-<file path=customXml/item4.xml><?xml version="1.0" encoding="utf-8"?>
-<p:properties xmlns:p="http://schemas.microsoft.com/office/2006/metadata/properties" xmlns:xsi="http://www.w3.org/2001/XMLSchema-instance" xmlns:pc="http://schemas.microsoft.com/office/infopath/2007/PartnerControls">
-  <documentManagement>
-    <TaxCatchAll xmlns="cb45339b-ced9-4d0d-8f64-77573914d53b" xsi:nil="true"/>
-    <lcf76f155ced4ddcb4097134ff3c332f xmlns="43a3ca16-9c26-4813-b83f-4aec9927b43f">
-      <Terms xmlns="http://schemas.microsoft.com/office/infopath/2007/PartnerControls"/>
-    </lcf76f155ced4ddcb4097134ff3c332f>
-  </documentManagement>
-</p:properties>
-</file>
-
-<file path=customXml/itemProps1.xml><?xml version="1.0" encoding="utf-8"?>
+<file path=customXml/itemProps2.xml><?xml version="1.0" encoding="utf-8"?>
 <ds:datastoreItem xmlns:ds="http://schemas.openxmlformats.org/officeDocument/2006/customXml" ds:itemID="{D00A4A46-BDBD-48AC-87B9-2BA42D9CC06F}">
   <ds:schemaRefs>
     <ds:schemaRef ds:uri="http://schemas.microsoft.com/sharepoint/v3/contenttype/forms"/>
@@ -28538,7 +28377,15 @@
 </ds:datastoreItem>
 </file>
 
-<file path=customXml/itemProps2.xml><?xml version="1.0" encoding="utf-8"?>
+<file path=customXml/itemProps3.xml><?xml version="1.0" encoding="utf-8"?>
+<ds:datastoreItem xmlns:ds="http://schemas.openxmlformats.org/officeDocument/2006/customXml" ds:itemID="{A9F2CEBA-C824-4C86-81A8-E32CBD0EB92D}">
+  <ds:schemaRefs>
+    <ds:schemaRef ds:uri="http://schemas.openxmlformats.org/officeDocument/2006/bibliography"/>
+  </ds:schemaRefs>
+</ds:datastoreItem>
+</file>
+
+<file path=customXml/itemProps4.xml><?xml version="1.0" encoding="utf-8"?>
 <ds:datastoreItem xmlns:ds="http://schemas.openxmlformats.org/officeDocument/2006/customXml" ds:itemID="{0BC4A0A4-89EA-4C0C-9011-C1B351E892BC}">
   <ds:schemaRefs>
     <ds:schemaRef ds:uri="http://schemas.microsoft.com/office/2006/metadata/contentType"/>
@@ -28555,23 +28402,4 @@
     <ds:schemaRef ds:uri="http://schemas.microsoft.com/internal/obd"/>
   </ds:schemaRefs>
 </ds:datastoreItem>
-</file>
-
-<file path=customXml/itemProps3.xml><?xml version="1.0" encoding="utf-8"?>
-<ds:datastoreItem xmlns:ds="http://schemas.openxmlformats.org/officeDocument/2006/customXml" ds:itemID="{A9F2CEBA-C824-4C86-81A8-E32CBD0EB92D}">
-  <ds:schemaRefs>
-    <ds:schemaRef ds:uri="http://schemas.openxmlformats.org/officeDocument/2006/bibliography"/>
-  </ds:schemaRefs>
-</ds:datastoreItem>
-</file>
-
-<file path=customXml/itemProps4.xml><?xml version="1.0" encoding="utf-8"?>
-<ds:datastoreItem xmlns:ds="http://schemas.openxmlformats.org/officeDocument/2006/customXml" ds:itemID="{26259216-AD86-464A-AEAD-95B1F9E17392}">
-  <ds:schemaRefs>
-    <ds:schemaRef ds:uri="http://schemas.microsoft.com/office/2006/metadata/properties"/>
-    <ds:schemaRef ds:uri="http://schemas.microsoft.com/office/infopath/2007/PartnerControls"/>
-    <ds:schemaRef ds:uri="cb45339b-ced9-4d0d-8f64-77573914d53b"/>
-    <ds:schemaRef ds:uri="43a3ca16-9c26-4813-b83f-4aec9927b43f"/>
-  </ds:schemaRefs>
-</ds:datastoreItem>
 </file>